--- a/landing-page/program-detail/girne-american-university/executive-mba/07-emba-in-innovation-and-entrepreneurship.docx
+++ b/landing-page/program-detail/girne-american-university/executive-mba/07-emba-in-innovation-and-entrepreneurship.docx
@@ -336,7 +336,7 @@
     </w:p>
     <w:p>
       <w:r>
-        <w:t>At executive level, entrepreneurship stops being about idea generation and becomes about portfolio discipline: what to fund, what to kill, and how to keep an organization tolerant of both decisions. This Executive MBA works at that altitude. The executive core covers strategy, finance, human capital, and operations, then the coursework focuses on venture creation, corporate innovation structures, technology adoption, and the growth questions that decide whether new businesses scale or stall.</w:t>
+        <w:t>At executive level, entrepreneurship stops being about idea generation and becomes about portfolio discipline: what to fund, what to kill, and how to keep an organisation tolerant of both decisions. This Executive MBA works at that altitude. The executive core covers strategy, finance, human capital, and operations, then the coursework focuses on venture creation, corporate innovation structures, technology adoption, and the growth questions that decide whether new businesses scale or stall.</w:t>
       </w:r>
     </w:p>
     <w:p>
@@ -478,7 +478,7 @@
         <w:pStyle w:val="ListNumber"/>
       </w:pPr>
       <w:r>
-        <w:t>Design corporate innovation structures that the parent organization tolerates</w:t>
+        <w:t>Design corporate innovation structures that the parent organisation tolerates</w:t>
       </w:r>
     </w:p>
     <w:p>
@@ -927,7 +927,7 @@
     </w:p>
     <w:p>
       <w:r>
-        <w:t>UAE startups raised USD 2 billion across 218 deals in 2025, second only to Saudi Arabia in a MENA region that set a record at USD 7.5 billion. Capital is active; credible operators get noticed.</w:t>
+        <w:t>Venture capital keeps flowing into UAE startups year after year. Capital is active; credible operators get noticed.</w:t>
       </w:r>
     </w:p>
     <w:p>

--- a/landing-page/program-detail/girne-american-university/executive-mba/07-emba-in-innovation-and-entrepreneurship.docx
+++ b/landing-page/program-detail/girne-american-university/executive-mba/07-emba-in-innovation-and-entrepreneurship.docx
@@ -38,7 +38,7 @@
         <w:t xml:space="preserve">Meta Description: </w:t>
       </w:r>
       <w:r>
-        <w:t>12 to 18-month Executive MBA in Innovation and Entrepreneurship from Girne American University. Online senior cohort, AED instalments. Enquire now.</w:t>
+        <w:t>12 to 18-month Executive MBA in Innovation and Entrepreneurship from Girne American University. Online senior cohort, AED installments. Enquire now.</w:t>
       </w:r>
     </w:p>
     <w:p>
@@ -126,7 +126,7 @@
         <w:pStyle w:val="Heading2"/>
       </w:pPr>
       <w:r>
-        <w:t>Programme at a Glance</w:t>
+        <w:t>Program At A Glance</w:t>
       </w:r>
     </w:p>
     <w:tbl>
@@ -331,12 +331,12 @@
         <w:pStyle w:val="Heading2"/>
       </w:pPr>
       <w:r>
-        <w:t>Programme Overview</w:t>
+        <w:t>Program Overview</w:t>
       </w:r>
     </w:p>
     <w:p>
       <w:r>
-        <w:t>At executive level, entrepreneurship stops being about idea generation and becomes about portfolio discipline: what to fund, what to kill, and how to keep an organisation tolerant of both decisions. This Executive MBA works at that altitude. The executive core covers strategy, finance, human capital, and operations, then the coursework focuses on venture creation, corporate innovation structures, technology adoption, and the growth questions that decide whether new businesses scale or stall.</w:t>
+        <w:t>At executive level, entrepreneurship stops being about idea generation and becomes about portfolio discipline: what to fund, what to kill, and how to keep an organization tolerant of both decisions. This Executive MBA works at that altitude. The executive core covers strategy, finance, human capital, and operations, then the coursework focuses on venture creation, corporate innovation structures, technology adoption, and the growth questions that decide whether new businesses scale or stall.</w:t>
       </w:r>
     </w:p>
     <w:p>
@@ -349,7 +349,7 @@
         <w:pStyle w:val="Heading2"/>
       </w:pPr>
       <w:r>
-        <w:t>Why Choose This Programme</w:t>
+        <w:t>Why Choose This Program</w:t>
       </w:r>
     </w:p>
     <w:p>
@@ -383,12 +383,12 @@
         <w:rPr>
           <w:b/>
         </w:rPr>
-        <w:t>Eighteen months at the outside</w:t>
+        <w:t>18 months at the outside</w:t>
       </w:r>
     </w:p>
     <w:p>
       <w:r>
-        <w:t>Founders and innovation leads cannot step away for two years. Twelve to eighteen months, executive-scheduled, is the honest version.</w:t>
+        <w:t>Founders and innovation leads cannot step away for 2 years. 12 to 18 months, executive-scheduled, is the honest version.</w:t>
       </w:r>
     </w:p>
     <w:p>
@@ -409,12 +409,12 @@
         <w:rPr>
           <w:b/>
         </w:rPr>
-        <w:t>Instalments in dirhams</w:t>
+        <w:t>Installments in dirhams</w:t>
       </w:r>
     </w:p>
     <w:p>
       <w:r>
-        <w:t>Monthly AED payments, interest-free, agreed in writing before the programme starts.</w:t>
+        <w:t>Monthly AED payments, interest-free, agreed in writing before the program starts.</w:t>
       </w:r>
     </w:p>
     <w:p>
@@ -478,7 +478,7 @@
         <w:pStyle w:val="ListNumber"/>
       </w:pPr>
       <w:r>
-        <w:t>Design corporate innovation structures that the parent organisation tolerates</w:t>
+        <w:t>Design corporate innovation structures that the parent organization tolerates</w:t>
       </w:r>
     </w:p>
     <w:p>
@@ -566,7 +566,7 @@
         <w:pStyle w:val="ListBullet"/>
       </w:pPr>
       <w:r>
-        <w:t>Innovation Programme Director</w:t>
+        <w:t>Innovation Program Director</w:t>
       </w:r>
     </w:p>
     <w:p>
@@ -606,7 +606,7 @@
         <w:pStyle w:val="Heading2"/>
       </w:pPr>
       <w:r>
-        <w:t>Programme Structure</w:t>
+        <w:t>Program Structure</w:t>
       </w:r>
     </w:p>
     <w:p>
@@ -745,7 +745,7 @@
               <w:rPr>
                 <w:sz w:val="20"/>
               </w:rPr>
-              <w:t>One success coach from enrolment to graduation</w:t>
+              <w:t>One success coach from enrollment to graduation</w:t>
             </w:r>
           </w:p>
         </w:tc>
@@ -819,7 +819,7 @@
                 <w:b/>
                 <w:sz w:val="20"/>
               </w:rPr>
-              <w:t>Affordable instalments</w:t>
+              <w:t>Affordable installments</w:t>
             </w:r>
           </w:p>
         </w:tc>
@@ -890,7 +890,7 @@
               <w:rPr>
                 <w:sz w:val="20"/>
               </w:rPr>
-              <w:t>Enrolment done with you, one step at a time</w:t>
+              <w:t>Enrollment done with you, one step at a time</w:t>
             </w:r>
           </w:p>
         </w:tc>
@@ -935,12 +935,12 @@
         <w:rPr>
           <w:b/>
         </w:rPr>
-        <w:t>Government programmes are accelerating the field</w:t>
+        <w:t>Government programs are accelerating the field</w:t>
       </w:r>
     </w:p>
     <w:p>
       <w:r>
-        <w:t>Initiatives like the Unicorn 30 programme are fast-tracking frontier companies toward billion-dollar valuations, and the ecosystem around them needs executives who can run growth.</w:t>
+        <w:t>Initiatives like the Unicorn 30 program are fast-tracking frontier companies toward billion-dollar valuations, and the ecosystem around them needs executives who can run growth.</w:t>
       </w:r>
     </w:p>
     <w:p>
@@ -961,7 +961,7 @@
         <w:rPr>
           <w:b/>
         </w:rPr>
-        <w:t>Eighteen months suits venture pace</w:t>
+        <w:t>18 months suits venture pace</w:t>
       </w:r>
     </w:p>
     <w:p>
@@ -1070,7 +1070,7 @@
                 <w:b/>
                 <w:sz w:val="20"/>
               </w:rPr>
-              <w:t>Monthly Instalments</w:t>
+              <w:t>Monthly Installments</w:t>
             </w:r>
           </w:p>
         </w:tc>
@@ -1155,7 +1155,7 @@
         <w:t xml:space="preserve">Request the fee structure: </w:t>
       </w:r>
       <w:r>
-        <w:t>Fees depend on the intake and your admission profile, so no fixed figure sits here. Admissions sends the personal breakdown in writing, free and without obligation. Across our Master's programmes, totals usually land between AED 16,000 and 40,000.</w:t>
+        <w:t>Fees depend on the intake and your admission profile, so no fixed figure sits here. Admissions sends the personal breakdown in writing, free and without obligation. Across our Master's programs, totals usually land between AED 16,000 and 40,000.</w:t>
       </w:r>
     </w:p>
     <w:sectPr>
